--- a/l5/ЛР5_122-2_Гранатюк.О.В.docx
+++ b/l5/ЛР5_122-2_Гранатюк.О.В.docx
@@ -441,12 +441,21 @@
         </w:rPr>
         <w:t xml:space="preserve">               </w:t>
       </w:r>
-      <w:r>
-        <w:rPr>
-          <w:szCs w:val="28"/>
-          <w:lang w:val="uk-UA"/>
-        </w:rPr>
-        <w:t>Гранатюк Олександр</w:t>
+      <w:proofErr w:type="spellStart"/>
+      <w:r>
+        <w:rPr>
+          <w:szCs w:val="28"/>
+          <w:lang w:val="uk-UA"/>
+        </w:rPr>
+        <w:t>Гранатюк</w:t>
+      </w:r>
+      <w:proofErr w:type="spellEnd"/>
+      <w:r>
+        <w:rPr>
+          <w:szCs w:val="28"/>
+          <w:lang w:val="uk-UA"/>
+        </w:rPr>
+        <w:t xml:space="preserve"> Олександр</w:t>
       </w:r>
     </w:p>
     <w:p>
@@ -1716,6 +1725,7 @@
       </w:pPr>
       <w:r>
         <w:rPr>
+          <w:noProof/>
           <w:lang w:val="uk-UA"/>
         </w:rPr>
         <w:lastRenderedPageBreak/>
@@ -1799,6 +1809,7 @@
       </w:pPr>
       <w:r>
         <w:rPr>
+          <w:noProof/>
           <w:lang w:val="uk-UA"/>
         </w:rPr>
         <w:lastRenderedPageBreak/>
@@ -1884,27 +1895,171 @@
         <w:rPr>
           <w:lang w:val="uk-UA"/>
         </w:rPr>
-        <w:t>За оригіналами листів видно, що єдина відмінність це зашифрований файл в листі.</w:t>
-      </w:r>
-      <w:r>
-        <w:rPr>
-          <w:lang w:val="uk-UA"/>
-        </w:rPr>
-        <w:t xml:space="preserve"> В іншому заголовки ідентичні</w:t>
-      </w:r>
-      <w:r>
-        <w:rPr>
-          <w:lang w:val="uk-UA"/>
-        </w:rPr>
-        <w:t>.</w:t>
-      </w:r>
-    </w:p>
-    <w:p>
-      <w:pPr>
+        <w:t>За оригіналами листів видно, що єдина відмінність це зашифрований файл в листі. В іншому заголовки ідентичні.</w:t>
+      </w:r>
+    </w:p>
+    <w:p>
+      <w:pPr>
+        <w:rPr>
+          <w:lang w:val="uk-UA"/>
+        </w:rPr>
+      </w:pPr>
+    </w:p>
+    <w:p>
+      <w:pPr>
+        <w:ind w:firstLine="0"/>
         <w:rPr>
           <w:lang w:val="en-US"/>
         </w:rPr>
       </w:pPr>
+    </w:p>
+    <w:p>
+      <w:pPr>
+        <w:ind w:firstLine="0"/>
+        <w:jc w:val="center"/>
+        <w:rPr>
+          <w:lang w:val="uk-UA"/>
+        </w:rPr>
+      </w:pPr>
+      <w:r>
+        <w:rPr>
+          <w:lang w:val="en-US"/>
+        </w:rPr>
+        <w:lastRenderedPageBreak/>
+        <w:drawing>
+          <wp:inline distT="0" distB="0" distL="0" distR="0" wp14:anchorId="4F493FAA" wp14:editId="34610F38">
+            <wp:extent cx="6120765" cy="6325235"/>
+            <wp:effectExtent l="0" t="0" r="0" b="0"/>
+            <wp:docPr id="268445938" name="Рисунок 1"/>
+            <wp:cNvGraphicFramePr>
+              <a:graphicFrameLocks xmlns:a="http://schemas.openxmlformats.org/drawingml/2006/main" noChangeAspect="1"/>
+            </wp:cNvGraphicFramePr>
+            <a:graphic xmlns:a="http://schemas.openxmlformats.org/drawingml/2006/main">
+              <a:graphicData uri="http://schemas.openxmlformats.org/drawingml/2006/picture">
+                <pic:pic xmlns:pic="http://schemas.openxmlformats.org/drawingml/2006/picture">
+                  <pic:nvPicPr>
+                    <pic:cNvPr id="268445938" name=""/>
+                    <pic:cNvPicPr/>
+                  </pic:nvPicPr>
+                  <pic:blipFill>
+                    <a:blip r:embed="rId21"/>
+                    <a:stretch>
+                      <a:fillRect/>
+                    </a:stretch>
+                  </pic:blipFill>
+                  <pic:spPr>
+                    <a:xfrm>
+                      <a:off x="0" y="0"/>
+                      <a:ext cx="6120765" cy="6325235"/>
+                    </a:xfrm>
+                    <a:prstGeom prst="rect">
+                      <a:avLst/>
+                    </a:prstGeom>
+                  </pic:spPr>
+                </pic:pic>
+              </a:graphicData>
+            </a:graphic>
+          </wp:inline>
+        </w:drawing>
+      </w:r>
+    </w:p>
+    <w:p>
+      <w:pPr>
+        <w:ind w:firstLine="0"/>
+        <w:jc w:val="center"/>
+        <w:rPr>
+          <w:lang w:val="uk-UA"/>
+        </w:rPr>
+      </w:pPr>
+    </w:p>
+    <w:p>
+      <w:pPr>
+        <w:keepNext/>
+        <w:ind w:firstLine="0"/>
+        <w:jc w:val="center"/>
+      </w:pPr>
+      <w:r>
+        <w:rPr>
+          <w:lang w:val="uk-UA"/>
+        </w:rPr>
+        <w:drawing>
+          <wp:inline distT="0" distB="0" distL="0" distR="0" wp14:anchorId="273443BD" wp14:editId="18972E38">
+            <wp:extent cx="6120765" cy="1497330"/>
+            <wp:effectExtent l="0" t="0" r="0" b="7620"/>
+            <wp:docPr id="320549651" name="Рисунок 1"/>
+            <wp:cNvGraphicFramePr>
+              <a:graphicFrameLocks xmlns:a="http://schemas.openxmlformats.org/drawingml/2006/main" noChangeAspect="1"/>
+            </wp:cNvGraphicFramePr>
+            <a:graphic xmlns:a="http://schemas.openxmlformats.org/drawingml/2006/main">
+              <a:graphicData uri="http://schemas.openxmlformats.org/drawingml/2006/picture">
+                <pic:pic xmlns:pic="http://schemas.openxmlformats.org/drawingml/2006/picture">
+                  <pic:nvPicPr>
+                    <pic:cNvPr id="320549651" name=""/>
+                    <pic:cNvPicPr/>
+                  </pic:nvPicPr>
+                  <pic:blipFill>
+                    <a:blip r:embed="rId22"/>
+                    <a:stretch>
+                      <a:fillRect/>
+                    </a:stretch>
+                  </pic:blipFill>
+                  <pic:spPr>
+                    <a:xfrm>
+                      <a:off x="0" y="0"/>
+                      <a:ext cx="6120765" cy="1497330"/>
+                    </a:xfrm>
+                    <a:prstGeom prst="rect">
+                      <a:avLst/>
+                    </a:prstGeom>
+                  </pic:spPr>
+                </pic:pic>
+              </a:graphicData>
+            </a:graphic>
+          </wp:inline>
+        </w:drawing>
+      </w:r>
+    </w:p>
+    <w:p>
+      <w:pPr>
+        <w:pStyle w:val="a3"/>
+        <w:rPr>
+          <w:lang w:val="uk-UA"/>
+        </w:rPr>
+      </w:pPr>
+      <w:r>
+        <w:t xml:space="preserve">Рис. </w:t>
+      </w:r>
+      <w:r>
+        <w:fldChar w:fldCharType="begin"/>
+      </w:r>
+      <w:r>
+        <w:instrText xml:space="preserve"> SEQ Рис. \* ARABIC </w:instrText>
+      </w:r>
+      <w:r>
+        <w:fldChar w:fldCharType="separate"/>
+      </w:r>
+      <w:r>
+        <w:rPr>
+          <w:noProof/>
+        </w:rPr>
+        <w:t>13</w:t>
+      </w:r>
+      <w:r>
+        <w:fldChar w:fldCharType="end"/>
+      </w:r>
+      <w:r>
+        <w:rPr>
+          <w:lang w:val="uk-UA"/>
+        </w:rPr>
+        <w:t xml:space="preserve"> Результат виконання програми</w:t>
+      </w:r>
+    </w:p>
+    <w:p>
+      <w:pPr>
+        <w:rPr>
+          <w:lang w:val="en-US"/>
+        </w:rPr>
+      </w:pPr>
       <w:r>
         <w:rPr>
           <w:lang w:val="uk-UA"/>
@@ -1917,12 +2072,26 @@
         </w:rPr>
         <w:t xml:space="preserve">GitHub: </w:t>
       </w:r>
-      <w:hyperlink r:id="rId21" w:history="1">
+      <w:hyperlink r:id="rId23" w:history="1">
         <w:r>
           <w:rPr>
             <w:rStyle w:val="af"/>
           </w:rPr>
-          <w:t>cybersecurity/l5 at main · oleksandrgranatuk/cybersecurity</w:t>
+          <w:t xml:space="preserve">cybersecurity/l5 at main · </w:t>
+        </w:r>
+        <w:proofErr w:type="spellStart"/>
+        <w:r>
+          <w:rPr>
+            <w:rStyle w:val="af"/>
+          </w:rPr>
+          <w:t>oleksandrgranatuk</w:t>
+        </w:r>
+        <w:proofErr w:type="spellEnd"/>
+        <w:r>
+          <w:rPr>
+            <w:rStyle w:val="af"/>
+          </w:rPr>
+          <w:t>/cybersecurity</w:t>
         </w:r>
       </w:hyperlink>
     </w:p>
